--- a/documentatie/Testplan.docx
+++ b/documentatie/Testplan.docx
@@ -5,7 +5,9 @@
     <w:sdt>
       <w:sdtPr>
         <w:rPr>
+          <w:rFonts w:ascii="Arial" w:hAnsi="Arial" w:cs="Arial"/>
           <w:noProof/>
+          <w14:ligatures w14:val="standardContextual"/>
         </w:rPr>
         <w:id w:val="-847168300"/>
         <w:docPartObj>
@@ -13,12 +15,6 @@
           <w:docPartUnique/>
         </w:docPartObj>
       </w:sdtPr>
-      <w:sdtEndPr>
-        <w:rPr>
-          <w:rFonts w:ascii="Arial" w:hAnsi="Arial" w:cs="Arial"/>
-          <w14:ligatures w14:val="standardContextual"/>
-        </w:rPr>
-      </w:sdtEndPr>
       <w:sdtContent>
         <w:p>
           <w:pPr>
@@ -3724,7 +3720,6 @@
                                 <w:pPr>
                                   <w:pStyle w:val="Geenafstand"/>
                                   <w:rPr>
-                                    <w:rFonts w:hint="eastAsia"/>
                                     <w:noProof/>
                                     <w:color w:val="595959" w:themeColor="text1" w:themeTint="A6"/>
                                     <w:sz w:val="20"/>
@@ -3815,7 +3810,6 @@
                           <w:pPr>
                             <w:pStyle w:val="Geenafstand"/>
                             <w:rPr>
-                              <w:rFonts w:hint="eastAsia"/>
                               <w:noProof/>
                               <w:color w:val="595959" w:themeColor="text1" w:themeTint="A6"/>
                               <w:sz w:val="20"/>
@@ -4330,6 +4324,13 @@
     <w:p/>
     <w:sdt>
       <w:sdtPr>
+        <w:rPr>
+          <w:rFonts w:ascii="Arial" w:eastAsiaTheme="minorEastAsia" w:hAnsi="Arial" w:cs="Arial"/>
+          <w:color w:val="auto"/>
+          <w:sz w:val="22"/>
+          <w:szCs w:val="22"/>
+          <w14:ligatures w14:val="standardContextual"/>
+        </w:rPr>
         <w:id w:val="-2135785861"/>
         <w:docPartObj>
           <w:docPartGallery w:val="Table of Contents"/>
@@ -4338,13 +4339,8 @@
       </w:sdtPr>
       <w:sdtEndPr>
         <w:rPr>
-          <w:rFonts w:ascii="Arial" w:eastAsiaTheme="minorEastAsia" w:hAnsi="Arial" w:cs="Arial"/>
           <w:b/>
           <w:bCs/>
-          <w:color w:val="auto"/>
-          <w:sz w:val="22"/>
-          <w:szCs w:val="22"/>
-          <w14:ligatures w14:val="standardContextual"/>
         </w:rPr>
       </w:sdtEndPr>
       <w:sdtContent>
@@ -4357,6 +4353,12 @@
           </w:r>
         </w:p>
         <w:p>
+          <w:pPr>
+            <w:pStyle w:val="Inhopg1"/>
+            <w:tabs>
+              <w:tab w:val="right" w:leader="dot" w:pos="8296"/>
+            </w:tabs>
+          </w:pPr>
           <w:r>
             <w:fldChar w:fldCharType="begin"/>
           </w:r>
@@ -4366,13 +4368,1140 @@
           <w:r>
             <w:fldChar w:fldCharType="separate"/>
           </w:r>
-          <w:r>
-            <w:rPr>
-              <w:b/>
-              <w:bCs/>
-            </w:rPr>
-            <w:t>Geen inhoudsopgavegegevens gevonden.</w:t>
-          </w:r>
+          <w:hyperlink w:anchor="_Toc231987952" w:history="1">
+            <w:r>
+              <w:rPr>
+                <w:rStyle w:val="Hyperlink"/>
+              </w:rPr>
+              <w:t>1. Inleiding</w:t>
+            </w:r>
+            <w:r>
+              <w:rPr>
+                <w:webHidden/>
+              </w:rPr>
+              <w:tab/>
+            </w:r>
+            <w:r>
+              <w:rPr>
+                <w:webHidden/>
+              </w:rPr>
+              <w:fldChar w:fldCharType="begin"/>
+            </w:r>
+            <w:r>
+              <w:rPr>
+                <w:webHidden/>
+              </w:rPr>
+              <w:instrText xml:space="preserve"> PAGEREF _Toc231987952 \h </w:instrText>
+            </w:r>
+            <w:r>
+              <w:rPr>
+                <w:webHidden/>
+              </w:rPr>
+            </w:r>
+            <w:r>
+              <w:rPr>
+                <w:webHidden/>
+              </w:rPr>
+              <w:fldChar w:fldCharType="separate"/>
+            </w:r>
+            <w:r>
+              <w:rPr>
+                <w:webHidden/>
+              </w:rPr>
+              <w:t>2</w:t>
+            </w:r>
+            <w:r>
+              <w:rPr>
+                <w:webHidden/>
+              </w:rPr>
+              <w:fldChar w:fldCharType="end"/>
+            </w:r>
+          </w:hyperlink>
+        </w:p>
+        <w:p>
+          <w:pPr>
+            <w:pStyle w:val="Inhopg2"/>
+            <w:tabs>
+              <w:tab w:val="right" w:leader="dot" w:pos="8296"/>
+            </w:tabs>
+          </w:pPr>
+          <w:hyperlink w:anchor="_Toc231987953" w:history="1">
+            <w:r>
+              <w:rPr>
+                <w:rStyle w:val="Hyperlink"/>
+              </w:rPr>
+              <w:t>1.1 Testobject</w:t>
+            </w:r>
+            <w:r>
+              <w:rPr>
+                <w:webHidden/>
+              </w:rPr>
+              <w:tab/>
+            </w:r>
+            <w:r>
+              <w:rPr>
+                <w:webHidden/>
+              </w:rPr>
+              <w:fldChar w:fldCharType="begin"/>
+            </w:r>
+            <w:r>
+              <w:rPr>
+                <w:webHidden/>
+              </w:rPr>
+              <w:instrText xml:space="preserve"> PAGEREF _Toc231987953 \h </w:instrText>
+            </w:r>
+            <w:r>
+              <w:rPr>
+                <w:webHidden/>
+              </w:rPr>
+            </w:r>
+            <w:r>
+              <w:rPr>
+                <w:webHidden/>
+              </w:rPr>
+              <w:fldChar w:fldCharType="separate"/>
+            </w:r>
+            <w:r>
+              <w:rPr>
+                <w:webHidden/>
+              </w:rPr>
+              <w:t>2</w:t>
+            </w:r>
+            <w:r>
+              <w:rPr>
+                <w:webHidden/>
+              </w:rPr>
+              <w:fldChar w:fldCharType="end"/>
+            </w:r>
+          </w:hyperlink>
+        </w:p>
+        <w:p>
+          <w:pPr>
+            <w:pStyle w:val="Inhopg2"/>
+            <w:tabs>
+              <w:tab w:val="right" w:leader="dot" w:pos="8296"/>
+            </w:tabs>
+          </w:pPr>
+          <w:hyperlink w:anchor="_Toc231987954" w:history="1">
+            <w:r>
+              <w:rPr>
+                <w:rStyle w:val="Hyperlink"/>
+              </w:rPr>
+              <w:t>1.2 Scope</w:t>
+            </w:r>
+            <w:r>
+              <w:rPr>
+                <w:webHidden/>
+              </w:rPr>
+              <w:tab/>
+            </w:r>
+            <w:r>
+              <w:rPr>
+                <w:webHidden/>
+              </w:rPr>
+              <w:fldChar w:fldCharType="begin"/>
+            </w:r>
+            <w:r>
+              <w:rPr>
+                <w:webHidden/>
+              </w:rPr>
+              <w:instrText xml:space="preserve"> PAGEREF _Toc231987954 \h </w:instrText>
+            </w:r>
+            <w:r>
+              <w:rPr>
+                <w:webHidden/>
+              </w:rPr>
+            </w:r>
+            <w:r>
+              <w:rPr>
+                <w:webHidden/>
+              </w:rPr>
+              <w:fldChar w:fldCharType="separate"/>
+            </w:r>
+            <w:r>
+              <w:rPr>
+                <w:webHidden/>
+              </w:rPr>
+              <w:t>2</w:t>
+            </w:r>
+            <w:r>
+              <w:rPr>
+                <w:webHidden/>
+              </w:rPr>
+              <w:fldChar w:fldCharType="end"/>
+            </w:r>
+          </w:hyperlink>
+        </w:p>
+        <w:p>
+          <w:pPr>
+            <w:pStyle w:val="Inhopg1"/>
+            <w:tabs>
+              <w:tab w:val="right" w:leader="dot" w:pos="8296"/>
+            </w:tabs>
+          </w:pPr>
+          <w:hyperlink w:anchor="_Toc231987955" w:history="1">
+            <w:r>
+              <w:rPr>
+                <w:rStyle w:val="Hyperlink"/>
+              </w:rPr>
+              <w:t>2. Teststrategie</w:t>
+            </w:r>
+            <w:r>
+              <w:rPr>
+                <w:webHidden/>
+              </w:rPr>
+              <w:tab/>
+            </w:r>
+            <w:r>
+              <w:rPr>
+                <w:webHidden/>
+              </w:rPr>
+              <w:fldChar w:fldCharType="begin"/>
+            </w:r>
+            <w:r>
+              <w:rPr>
+                <w:webHidden/>
+              </w:rPr>
+              <w:instrText xml:space="preserve"> PAGEREF _Toc231987955 \h </w:instrText>
+            </w:r>
+            <w:r>
+              <w:rPr>
+                <w:webHidden/>
+              </w:rPr>
+            </w:r>
+            <w:r>
+              <w:rPr>
+                <w:webHidden/>
+              </w:rPr>
+              <w:fldChar w:fldCharType="separate"/>
+            </w:r>
+            <w:r>
+              <w:rPr>
+                <w:webHidden/>
+              </w:rPr>
+              <w:t>2</w:t>
+            </w:r>
+            <w:r>
+              <w:rPr>
+                <w:webHidden/>
+              </w:rPr>
+              <w:fldChar w:fldCharType="end"/>
+            </w:r>
+          </w:hyperlink>
+        </w:p>
+        <w:p>
+          <w:pPr>
+            <w:pStyle w:val="Inhopg1"/>
+            <w:tabs>
+              <w:tab w:val="right" w:leader="dot" w:pos="8296"/>
+            </w:tabs>
+          </w:pPr>
+          <w:hyperlink w:anchor="_Toc231987956" w:history="1">
+            <w:r>
+              <w:rPr>
+                <w:rStyle w:val="Hyperlink"/>
+              </w:rPr>
+              <w:t>3. UserService – Authenticatie &amp; Gebruiksbeheer</w:t>
+            </w:r>
+            <w:r>
+              <w:rPr>
+                <w:webHidden/>
+              </w:rPr>
+              <w:tab/>
+            </w:r>
+            <w:r>
+              <w:rPr>
+                <w:webHidden/>
+              </w:rPr>
+              <w:fldChar w:fldCharType="begin"/>
+            </w:r>
+            <w:r>
+              <w:rPr>
+                <w:webHidden/>
+              </w:rPr>
+              <w:instrText xml:space="preserve"> PAGEREF _Toc231987956 \h </w:instrText>
+            </w:r>
+            <w:r>
+              <w:rPr>
+                <w:webHidden/>
+              </w:rPr>
+            </w:r>
+            <w:r>
+              <w:rPr>
+                <w:webHidden/>
+              </w:rPr>
+              <w:fldChar w:fldCharType="separate"/>
+            </w:r>
+            <w:r>
+              <w:rPr>
+                <w:webHidden/>
+              </w:rPr>
+              <w:t>3</w:t>
+            </w:r>
+            <w:r>
+              <w:rPr>
+                <w:webHidden/>
+              </w:rPr>
+              <w:fldChar w:fldCharType="end"/>
+            </w:r>
+          </w:hyperlink>
+        </w:p>
+        <w:p>
+          <w:pPr>
+            <w:pStyle w:val="Inhopg2"/>
+            <w:tabs>
+              <w:tab w:val="right" w:leader="dot" w:pos="8296"/>
+            </w:tabs>
+          </w:pPr>
+          <w:hyperlink w:anchor="_Toc231987957" w:history="1">
+            <w:r>
+              <w:rPr>
+                <w:rStyle w:val="Hyperlink"/>
+              </w:rPr>
+              <w:t>3.1 Login</w:t>
+            </w:r>
+            <w:r>
+              <w:rPr>
+                <w:webHidden/>
+              </w:rPr>
+              <w:tab/>
+            </w:r>
+            <w:r>
+              <w:rPr>
+                <w:webHidden/>
+              </w:rPr>
+              <w:fldChar w:fldCharType="begin"/>
+            </w:r>
+            <w:r>
+              <w:rPr>
+                <w:webHidden/>
+              </w:rPr>
+              <w:instrText xml:space="preserve"> PAGEREF _Toc231987957 \h </w:instrText>
+            </w:r>
+            <w:r>
+              <w:rPr>
+                <w:webHidden/>
+              </w:rPr>
+            </w:r>
+            <w:r>
+              <w:rPr>
+                <w:webHidden/>
+              </w:rPr>
+              <w:fldChar w:fldCharType="separate"/>
+            </w:r>
+            <w:r>
+              <w:rPr>
+                <w:webHidden/>
+              </w:rPr>
+              <w:t>3</w:t>
+            </w:r>
+            <w:r>
+              <w:rPr>
+                <w:webHidden/>
+              </w:rPr>
+              <w:fldChar w:fldCharType="end"/>
+            </w:r>
+          </w:hyperlink>
+        </w:p>
+        <w:p>
+          <w:pPr>
+            <w:pStyle w:val="Inhopg2"/>
+            <w:tabs>
+              <w:tab w:val="right" w:leader="dot" w:pos="8296"/>
+            </w:tabs>
+          </w:pPr>
+          <w:hyperlink w:anchor="_Toc231987958" w:history="1">
+            <w:r>
+              <w:rPr>
+                <w:rStyle w:val="Hyperlink"/>
+              </w:rPr>
+              <w:t>3.2 Gebruikers registreren</w:t>
+            </w:r>
+            <w:r>
+              <w:rPr>
+                <w:webHidden/>
+              </w:rPr>
+              <w:tab/>
+            </w:r>
+            <w:r>
+              <w:rPr>
+                <w:webHidden/>
+              </w:rPr>
+              <w:fldChar w:fldCharType="begin"/>
+            </w:r>
+            <w:r>
+              <w:rPr>
+                <w:webHidden/>
+              </w:rPr>
+              <w:instrText xml:space="preserve"> PAGEREF _Toc231987958 \h </w:instrText>
+            </w:r>
+            <w:r>
+              <w:rPr>
+                <w:webHidden/>
+              </w:rPr>
+            </w:r>
+            <w:r>
+              <w:rPr>
+                <w:webHidden/>
+              </w:rPr>
+              <w:fldChar w:fldCharType="separate"/>
+            </w:r>
+            <w:r>
+              <w:rPr>
+                <w:webHidden/>
+              </w:rPr>
+              <w:t>3</w:t>
+            </w:r>
+            <w:r>
+              <w:rPr>
+                <w:webHidden/>
+              </w:rPr>
+              <w:fldChar w:fldCharType="end"/>
+            </w:r>
+          </w:hyperlink>
+        </w:p>
+        <w:p>
+          <w:pPr>
+            <w:pStyle w:val="Inhopg1"/>
+            <w:tabs>
+              <w:tab w:val="right" w:leader="dot" w:pos="8296"/>
+            </w:tabs>
+          </w:pPr>
+          <w:hyperlink w:anchor="_Toc231987959" w:history="1">
+            <w:r>
+              <w:rPr>
+                <w:rStyle w:val="Hyperlink"/>
+              </w:rPr>
+              <w:t>4. ProspectService – prospectbeheer</w:t>
+            </w:r>
+            <w:r>
+              <w:rPr>
+                <w:webHidden/>
+              </w:rPr>
+              <w:tab/>
+            </w:r>
+            <w:r>
+              <w:rPr>
+                <w:webHidden/>
+              </w:rPr>
+              <w:fldChar w:fldCharType="begin"/>
+            </w:r>
+            <w:r>
+              <w:rPr>
+                <w:webHidden/>
+              </w:rPr>
+              <w:instrText xml:space="preserve"> PAGEREF _Toc231987959 \h </w:instrText>
+            </w:r>
+            <w:r>
+              <w:rPr>
+                <w:webHidden/>
+              </w:rPr>
+            </w:r>
+            <w:r>
+              <w:rPr>
+                <w:webHidden/>
+              </w:rPr>
+              <w:fldChar w:fldCharType="separate"/>
+            </w:r>
+            <w:r>
+              <w:rPr>
+                <w:webHidden/>
+              </w:rPr>
+              <w:t>4</w:t>
+            </w:r>
+            <w:r>
+              <w:rPr>
+                <w:webHidden/>
+              </w:rPr>
+              <w:fldChar w:fldCharType="end"/>
+            </w:r>
+          </w:hyperlink>
+        </w:p>
+        <w:p>
+          <w:pPr>
+            <w:pStyle w:val="Inhopg2"/>
+            <w:tabs>
+              <w:tab w:val="right" w:leader="dot" w:pos="8296"/>
+            </w:tabs>
+          </w:pPr>
+          <w:hyperlink w:anchor="_Toc231987960" w:history="1">
+            <w:r>
+              <w:rPr>
+                <w:rStyle w:val="Hyperlink"/>
+              </w:rPr>
+              <w:t>4.1 Aanmaken</w:t>
+            </w:r>
+            <w:r>
+              <w:rPr>
+                <w:webHidden/>
+              </w:rPr>
+              <w:tab/>
+            </w:r>
+            <w:r>
+              <w:rPr>
+                <w:webHidden/>
+              </w:rPr>
+              <w:fldChar w:fldCharType="begin"/>
+            </w:r>
+            <w:r>
+              <w:rPr>
+                <w:webHidden/>
+              </w:rPr>
+              <w:instrText xml:space="preserve"> PAGEREF _Toc231987960 \h </w:instrText>
+            </w:r>
+            <w:r>
+              <w:rPr>
+                <w:webHidden/>
+              </w:rPr>
+            </w:r>
+            <w:r>
+              <w:rPr>
+                <w:webHidden/>
+              </w:rPr>
+              <w:fldChar w:fldCharType="separate"/>
+            </w:r>
+            <w:r>
+              <w:rPr>
+                <w:webHidden/>
+              </w:rPr>
+              <w:t>4</w:t>
+            </w:r>
+            <w:r>
+              <w:rPr>
+                <w:webHidden/>
+              </w:rPr>
+              <w:fldChar w:fldCharType="end"/>
+            </w:r>
+          </w:hyperlink>
+        </w:p>
+        <w:p>
+          <w:pPr>
+            <w:pStyle w:val="Inhopg2"/>
+            <w:tabs>
+              <w:tab w:val="right" w:leader="dot" w:pos="8296"/>
+            </w:tabs>
+          </w:pPr>
+          <w:hyperlink w:anchor="_Toc231987961" w:history="1">
+            <w:r>
+              <w:rPr>
+                <w:rStyle w:val="Hyperlink"/>
+              </w:rPr>
+              <w:t>4.2 Bewerken &amp; Verwijderen</w:t>
+            </w:r>
+            <w:r>
+              <w:rPr>
+                <w:webHidden/>
+              </w:rPr>
+              <w:tab/>
+            </w:r>
+            <w:r>
+              <w:rPr>
+                <w:webHidden/>
+              </w:rPr>
+              <w:fldChar w:fldCharType="begin"/>
+            </w:r>
+            <w:r>
+              <w:rPr>
+                <w:webHidden/>
+              </w:rPr>
+              <w:instrText xml:space="preserve"> PAGEREF _Toc231987961 \h </w:instrText>
+            </w:r>
+            <w:r>
+              <w:rPr>
+                <w:webHidden/>
+              </w:rPr>
+            </w:r>
+            <w:r>
+              <w:rPr>
+                <w:webHidden/>
+              </w:rPr>
+              <w:fldChar w:fldCharType="separate"/>
+            </w:r>
+            <w:r>
+              <w:rPr>
+                <w:webHidden/>
+              </w:rPr>
+              <w:t>4</w:t>
+            </w:r>
+            <w:r>
+              <w:rPr>
+                <w:webHidden/>
+              </w:rPr>
+              <w:fldChar w:fldCharType="end"/>
+            </w:r>
+          </w:hyperlink>
+        </w:p>
+        <w:p>
+          <w:pPr>
+            <w:pStyle w:val="Inhopg2"/>
+            <w:tabs>
+              <w:tab w:val="right" w:leader="dot" w:pos="8296"/>
+            </w:tabs>
+          </w:pPr>
+          <w:hyperlink w:anchor="_Toc231987962" w:history="1">
+            <w:r>
+              <w:rPr>
+                <w:rStyle w:val="Hyperlink"/>
+              </w:rPr>
+              <w:t>4.3 Rijbewijsinstellingen</w:t>
+            </w:r>
+            <w:r>
+              <w:rPr>
+                <w:webHidden/>
+              </w:rPr>
+              <w:tab/>
+            </w:r>
+            <w:r>
+              <w:rPr>
+                <w:webHidden/>
+              </w:rPr>
+              <w:fldChar w:fldCharType="begin"/>
+            </w:r>
+            <w:r>
+              <w:rPr>
+                <w:webHidden/>
+              </w:rPr>
+              <w:instrText xml:space="preserve"> PAGEREF _Toc231987962 \h </w:instrText>
+            </w:r>
+            <w:r>
+              <w:rPr>
+                <w:webHidden/>
+              </w:rPr>
+            </w:r>
+            <w:r>
+              <w:rPr>
+                <w:webHidden/>
+              </w:rPr>
+              <w:fldChar w:fldCharType="separate"/>
+            </w:r>
+            <w:r>
+              <w:rPr>
+                <w:webHidden/>
+              </w:rPr>
+              <w:t>4</w:t>
+            </w:r>
+            <w:r>
+              <w:rPr>
+                <w:webHidden/>
+              </w:rPr>
+              <w:fldChar w:fldCharType="end"/>
+            </w:r>
+          </w:hyperlink>
+        </w:p>
+        <w:p>
+          <w:pPr>
+            <w:pStyle w:val="Inhopg1"/>
+            <w:tabs>
+              <w:tab w:val="right" w:leader="dot" w:pos="8296"/>
+            </w:tabs>
+          </w:pPr>
+          <w:hyperlink w:anchor="_Toc231987963" w:history="1">
+            <w:r>
+              <w:rPr>
+                <w:rStyle w:val="Hyperlink"/>
+              </w:rPr>
+              <w:t>5. TestDriveService – Proefritten</w:t>
+            </w:r>
+            <w:r>
+              <w:rPr>
+                <w:webHidden/>
+              </w:rPr>
+              <w:tab/>
+            </w:r>
+            <w:r>
+              <w:rPr>
+                <w:webHidden/>
+              </w:rPr>
+              <w:fldChar w:fldCharType="begin"/>
+            </w:r>
+            <w:r>
+              <w:rPr>
+                <w:webHidden/>
+              </w:rPr>
+              <w:instrText xml:space="preserve"> PAGEREF _Toc231987963 \h </w:instrText>
+            </w:r>
+            <w:r>
+              <w:rPr>
+                <w:webHidden/>
+              </w:rPr>
+            </w:r>
+            <w:r>
+              <w:rPr>
+                <w:webHidden/>
+              </w:rPr>
+              <w:fldChar w:fldCharType="separate"/>
+            </w:r>
+            <w:r>
+              <w:rPr>
+                <w:webHidden/>
+              </w:rPr>
+              <w:t>5</w:t>
+            </w:r>
+            <w:r>
+              <w:rPr>
+                <w:webHidden/>
+              </w:rPr>
+              <w:fldChar w:fldCharType="end"/>
+            </w:r>
+          </w:hyperlink>
+        </w:p>
+        <w:p>
+          <w:pPr>
+            <w:pStyle w:val="Inhopg2"/>
+            <w:tabs>
+              <w:tab w:val="right" w:leader="dot" w:pos="8296"/>
+            </w:tabs>
+          </w:pPr>
+          <w:hyperlink w:anchor="_Toc231987964" w:history="1">
+            <w:r>
+              <w:rPr>
+                <w:rStyle w:val="Hyperlink"/>
+              </w:rPr>
+              <w:t>5.1 Aanmaken</w:t>
+            </w:r>
+            <w:r>
+              <w:rPr>
+                <w:webHidden/>
+              </w:rPr>
+              <w:tab/>
+            </w:r>
+            <w:r>
+              <w:rPr>
+                <w:webHidden/>
+              </w:rPr>
+              <w:fldChar w:fldCharType="begin"/>
+            </w:r>
+            <w:r>
+              <w:rPr>
+                <w:webHidden/>
+              </w:rPr>
+              <w:instrText xml:space="preserve"> PAGEREF _Toc231987964 \h </w:instrText>
+            </w:r>
+            <w:r>
+              <w:rPr>
+                <w:webHidden/>
+              </w:rPr>
+            </w:r>
+            <w:r>
+              <w:rPr>
+                <w:webHidden/>
+              </w:rPr>
+              <w:fldChar w:fldCharType="separate"/>
+            </w:r>
+            <w:r>
+              <w:rPr>
+                <w:webHidden/>
+              </w:rPr>
+              <w:t>5</w:t>
+            </w:r>
+            <w:r>
+              <w:rPr>
+                <w:webHidden/>
+              </w:rPr>
+              <w:fldChar w:fldCharType="end"/>
+            </w:r>
+          </w:hyperlink>
+        </w:p>
+        <w:p>
+          <w:pPr>
+            <w:pStyle w:val="Inhopg2"/>
+            <w:tabs>
+              <w:tab w:val="right" w:leader="dot" w:pos="8296"/>
+            </w:tabs>
+          </w:pPr>
+          <w:hyperlink w:anchor="_Toc231987965" w:history="1">
+            <w:r>
+              <w:rPr>
+                <w:rStyle w:val="Hyperlink"/>
+              </w:rPr>
+              <w:t>5.2 Statusbeheer</w:t>
+            </w:r>
+            <w:r>
+              <w:rPr>
+                <w:webHidden/>
+              </w:rPr>
+              <w:tab/>
+            </w:r>
+            <w:r>
+              <w:rPr>
+                <w:webHidden/>
+              </w:rPr>
+              <w:fldChar w:fldCharType="begin"/>
+            </w:r>
+            <w:r>
+              <w:rPr>
+                <w:webHidden/>
+              </w:rPr>
+              <w:instrText xml:space="preserve"> PAGEREF _Toc231987965 \h </w:instrText>
+            </w:r>
+            <w:r>
+              <w:rPr>
+                <w:webHidden/>
+              </w:rPr>
+            </w:r>
+            <w:r>
+              <w:rPr>
+                <w:webHidden/>
+              </w:rPr>
+              <w:fldChar w:fldCharType="separate"/>
+            </w:r>
+            <w:r>
+              <w:rPr>
+                <w:webHidden/>
+              </w:rPr>
+              <w:t>5</w:t>
+            </w:r>
+            <w:r>
+              <w:rPr>
+                <w:webHidden/>
+              </w:rPr>
+              <w:fldChar w:fldCharType="end"/>
+            </w:r>
+          </w:hyperlink>
+        </w:p>
+        <w:p>
+          <w:pPr>
+            <w:pStyle w:val="Inhopg2"/>
+            <w:tabs>
+              <w:tab w:val="right" w:leader="dot" w:pos="8296"/>
+            </w:tabs>
+          </w:pPr>
+          <w:hyperlink w:anchor="_Toc231987966" w:history="1">
+            <w:r>
+              <w:rPr>
+                <w:rStyle w:val="Hyperlink"/>
+              </w:rPr>
+              <w:t>5.3 Bewerken &amp; Verwijderen</w:t>
+            </w:r>
+            <w:r>
+              <w:rPr>
+                <w:webHidden/>
+              </w:rPr>
+              <w:tab/>
+            </w:r>
+            <w:r>
+              <w:rPr>
+                <w:webHidden/>
+              </w:rPr>
+              <w:fldChar w:fldCharType="begin"/>
+            </w:r>
+            <w:r>
+              <w:rPr>
+                <w:webHidden/>
+              </w:rPr>
+              <w:instrText xml:space="preserve"> PAGEREF _Toc231987966 \h </w:instrText>
+            </w:r>
+            <w:r>
+              <w:rPr>
+                <w:webHidden/>
+              </w:rPr>
+            </w:r>
+            <w:r>
+              <w:rPr>
+                <w:webHidden/>
+              </w:rPr>
+              <w:fldChar w:fldCharType="separate"/>
+            </w:r>
+            <w:r>
+              <w:rPr>
+                <w:webHidden/>
+              </w:rPr>
+              <w:t>5</w:t>
+            </w:r>
+            <w:r>
+              <w:rPr>
+                <w:webHidden/>
+              </w:rPr>
+              <w:fldChar w:fldCharType="end"/>
+            </w:r>
+          </w:hyperlink>
+        </w:p>
+        <w:p>
+          <w:pPr>
+            <w:pStyle w:val="Inhopg1"/>
+            <w:tabs>
+              <w:tab w:val="right" w:leader="dot" w:pos="8296"/>
+            </w:tabs>
+          </w:pPr>
+          <w:hyperlink w:anchor="_Toc231987967" w:history="1">
+            <w:r>
+              <w:rPr>
+                <w:rStyle w:val="Hyperlink"/>
+              </w:rPr>
+              <w:t>6. ExperienceService – Ervaringen</w:t>
+            </w:r>
+            <w:r>
+              <w:rPr>
+                <w:webHidden/>
+              </w:rPr>
+              <w:tab/>
+            </w:r>
+            <w:r>
+              <w:rPr>
+                <w:webHidden/>
+              </w:rPr>
+              <w:fldChar w:fldCharType="begin"/>
+            </w:r>
+            <w:r>
+              <w:rPr>
+                <w:webHidden/>
+              </w:rPr>
+              <w:instrText xml:space="preserve"> PAGEREF _Toc231987967 \h </w:instrText>
+            </w:r>
+            <w:r>
+              <w:rPr>
+                <w:webHidden/>
+              </w:rPr>
+            </w:r>
+            <w:r>
+              <w:rPr>
+                <w:webHidden/>
+              </w:rPr>
+              <w:fldChar w:fldCharType="separate"/>
+            </w:r>
+            <w:r>
+              <w:rPr>
+                <w:webHidden/>
+              </w:rPr>
+              <w:t>6</w:t>
+            </w:r>
+            <w:r>
+              <w:rPr>
+                <w:webHidden/>
+              </w:rPr>
+              <w:fldChar w:fldCharType="end"/>
+            </w:r>
+          </w:hyperlink>
+        </w:p>
+        <w:p>
+          <w:pPr>
+            <w:pStyle w:val="Inhopg1"/>
+            <w:tabs>
+              <w:tab w:val="right" w:leader="dot" w:pos="8296"/>
+            </w:tabs>
+          </w:pPr>
+          <w:hyperlink w:anchor="_Toc231987968" w:history="1">
+            <w:r>
+              <w:rPr>
+                <w:rStyle w:val="Hyperlink"/>
+              </w:rPr>
+              <w:t>7. Statistieken &amp; Export</w:t>
+            </w:r>
+            <w:r>
+              <w:rPr>
+                <w:webHidden/>
+              </w:rPr>
+              <w:tab/>
+            </w:r>
+            <w:r>
+              <w:rPr>
+                <w:webHidden/>
+              </w:rPr>
+              <w:fldChar w:fldCharType="begin"/>
+            </w:r>
+            <w:r>
+              <w:rPr>
+                <w:webHidden/>
+              </w:rPr>
+              <w:instrText xml:space="preserve"> PAGEREF _Toc231987968 \h </w:instrText>
+            </w:r>
+            <w:r>
+              <w:rPr>
+                <w:webHidden/>
+              </w:rPr>
+            </w:r>
+            <w:r>
+              <w:rPr>
+                <w:webHidden/>
+              </w:rPr>
+              <w:fldChar w:fldCharType="separate"/>
+            </w:r>
+            <w:r>
+              <w:rPr>
+                <w:webHidden/>
+              </w:rPr>
+              <w:t>6</w:t>
+            </w:r>
+            <w:r>
+              <w:rPr>
+                <w:webHidden/>
+              </w:rPr>
+              <w:fldChar w:fldCharType="end"/>
+            </w:r>
+          </w:hyperlink>
+        </w:p>
+        <w:p>
+          <w:pPr>
+            <w:pStyle w:val="Inhopg1"/>
+            <w:tabs>
+              <w:tab w:val="right" w:leader="dot" w:pos="8296"/>
+            </w:tabs>
+          </w:pPr>
+          <w:hyperlink w:anchor="_Toc231987969" w:history="1">
+            <w:r>
+              <w:rPr>
+                <w:rStyle w:val="Hyperlink"/>
+              </w:rPr>
+              <w:t>8. Grenswaarden- en negatieve testen</w:t>
+            </w:r>
+            <w:r>
+              <w:rPr>
+                <w:webHidden/>
+              </w:rPr>
+              <w:tab/>
+            </w:r>
+            <w:r>
+              <w:rPr>
+                <w:webHidden/>
+              </w:rPr>
+              <w:fldChar w:fldCharType="begin"/>
+            </w:r>
+            <w:r>
+              <w:rPr>
+                <w:webHidden/>
+              </w:rPr>
+              <w:instrText xml:space="preserve"> PAGEREF _Toc231987969 \h </w:instrText>
+            </w:r>
+            <w:r>
+              <w:rPr>
+                <w:webHidden/>
+              </w:rPr>
+            </w:r>
+            <w:r>
+              <w:rPr>
+                <w:webHidden/>
+              </w:rPr>
+              <w:fldChar w:fldCharType="separate"/>
+            </w:r>
+            <w:r>
+              <w:rPr>
+                <w:webHidden/>
+              </w:rPr>
+              <w:t>7</w:t>
+            </w:r>
+            <w:r>
+              <w:rPr>
+                <w:webHidden/>
+              </w:rPr>
+              <w:fldChar w:fldCharType="end"/>
+            </w:r>
+          </w:hyperlink>
+        </w:p>
+        <w:p>
+          <w:pPr>
+            <w:pStyle w:val="Inhopg1"/>
+            <w:tabs>
+              <w:tab w:val="right" w:leader="dot" w:pos="8296"/>
+            </w:tabs>
+          </w:pPr>
+          <w:hyperlink w:anchor="_Toc231987970" w:history="1">
+            <w:r>
+              <w:rPr>
+                <w:rStyle w:val="Hyperlink"/>
+              </w:rPr>
+              <w:t>9. Testresultaten – Samenvatting</w:t>
+            </w:r>
+            <w:r>
+              <w:rPr>
+                <w:webHidden/>
+              </w:rPr>
+              <w:tab/>
+            </w:r>
+            <w:r>
+              <w:rPr>
+                <w:webHidden/>
+              </w:rPr>
+              <w:fldChar w:fldCharType="begin"/>
+            </w:r>
+            <w:r>
+              <w:rPr>
+                <w:webHidden/>
+              </w:rPr>
+              <w:instrText xml:space="preserve"> PAGEREF _Toc231987970 \h </w:instrText>
+            </w:r>
+            <w:r>
+              <w:rPr>
+                <w:webHidden/>
+              </w:rPr>
+            </w:r>
+            <w:r>
+              <w:rPr>
+                <w:webHidden/>
+              </w:rPr>
+              <w:fldChar w:fldCharType="separate"/>
+            </w:r>
+            <w:r>
+              <w:rPr>
+                <w:webHidden/>
+              </w:rPr>
+              <w:t>7</w:t>
+            </w:r>
+            <w:r>
+              <w:rPr>
+                <w:webHidden/>
+              </w:rPr>
+              <w:fldChar w:fldCharType="end"/>
+            </w:r>
+          </w:hyperlink>
+        </w:p>
+        <w:p>
+          <w:pPr>
+            <w:pStyle w:val="Inhopg1"/>
+            <w:tabs>
+              <w:tab w:val="right" w:leader="dot" w:pos="8296"/>
+            </w:tabs>
+          </w:pPr>
+          <w:hyperlink w:anchor="_Toc231987971" w:history="1">
+            <w:r>
+              <w:rPr>
+                <w:rStyle w:val="Hyperlink"/>
+              </w:rPr>
+              <w:t>10. Goedkeuringscriteria</w:t>
+            </w:r>
+            <w:r>
+              <w:rPr>
+                <w:webHidden/>
+              </w:rPr>
+              <w:tab/>
+            </w:r>
+            <w:r>
+              <w:rPr>
+                <w:webHidden/>
+              </w:rPr>
+              <w:fldChar w:fldCharType="begin"/>
+            </w:r>
+            <w:r>
+              <w:rPr>
+                <w:webHidden/>
+              </w:rPr>
+              <w:instrText xml:space="preserve"> PAGEREF _Toc231987971 \h </w:instrText>
+            </w:r>
+            <w:r>
+              <w:rPr>
+                <w:webHidden/>
+              </w:rPr>
+            </w:r>
+            <w:r>
+              <w:rPr>
+                <w:webHidden/>
+              </w:rPr>
+              <w:fldChar w:fldCharType="separate"/>
+            </w:r>
+            <w:r>
+              <w:rPr>
+                <w:webHidden/>
+              </w:rPr>
+              <w:t>8</w:t>
+            </w:r>
+            <w:r>
+              <w:rPr>
+                <w:webHidden/>
+              </w:rPr>
+              <w:fldChar w:fldCharType="end"/>
+            </w:r>
+          </w:hyperlink>
+        </w:p>
+        <w:p>
           <w:r>
             <w:rPr>
               <w:b/>
@@ -4396,6 +5525,7 @@
       <w:pPr>
         <w:pStyle w:val="Kop1"/>
       </w:pPr>
+      <w:bookmarkStart w:id="0" w:name="_Toc231987952"/>
       <w:r>
         <w:rPr>
           <w:rFonts w:hint="eastAsia"/>
@@ -4403,6 +5533,7 @@
         <w:lastRenderedPageBreak/>
         <w:t>1. Inleiding</w:t>
       </w:r>
+      <w:bookmarkEnd w:id="0"/>
     </w:p>
     <w:p>
       <w:r>
@@ -4432,6 +5563,7 @@
       <w:pPr>
         <w:pStyle w:val="Kop2"/>
       </w:pPr>
+      <w:bookmarkStart w:id="1" w:name="_Toc231987953"/>
       <w:r>
         <w:rPr>
           <w:rFonts w:hint="eastAsia"/>
@@ -4456,6 +5588,7 @@
         </w:rPr>
         <w:t>Testobject</w:t>
       </w:r>
+      <w:bookmarkEnd w:id="1"/>
     </w:p>
     <w:p>
       <w:pPr>
@@ -4515,12 +5648,14 @@
       <w:pPr>
         <w:pStyle w:val="Kop2"/>
       </w:pPr>
+      <w:bookmarkStart w:id="2" w:name="_Toc231987954"/>
       <w:r>
         <w:rPr>
           <w:rFonts w:hint="eastAsia"/>
         </w:rPr>
         <w:t>1.2 Scope</w:t>
       </w:r>
+      <w:bookmarkEnd w:id="2"/>
     </w:p>
     <w:p>
       <w:r>
@@ -4537,12 +5672,14 @@
       <w:pPr>
         <w:pStyle w:val="Kop1"/>
       </w:pPr>
+      <w:bookmarkStart w:id="3" w:name="_Toc231987955"/>
       <w:r>
         <w:rPr>
           <w:rFonts w:hint="eastAsia"/>
         </w:rPr>
         <w:t>2. Teststrategie</w:t>
       </w:r>
+      <w:bookmarkEnd w:id="3"/>
     </w:p>
     <w:p>
       <w:r>
@@ -4753,6 +5890,7 @@
         <w:pStyle w:val="Kop1"/>
         <w:jc w:val="left"/>
       </w:pPr>
+      <w:bookmarkStart w:id="4" w:name="_Toc231987956"/>
       <w:r>
         <w:rPr>
           <w:rFonts w:hint="eastAsia"/>
@@ -4769,18 +5907,21 @@
         </w:rPr>
         <w:t xml:space="preserve"> Authenticatie &amp; Gebruiksbeheer</w:t>
       </w:r>
+      <w:bookmarkEnd w:id="4"/>
     </w:p>
     <w:p/>
     <w:p>
       <w:pPr>
         <w:pStyle w:val="Kop2"/>
       </w:pPr>
+      <w:bookmarkStart w:id="5" w:name="_Toc231987957"/>
       <w:r>
         <w:rPr>
           <w:rFonts w:hint="eastAsia"/>
         </w:rPr>
         <w:t>3.1 Login</w:t>
       </w:r>
+      <w:bookmarkEnd w:id="5"/>
     </w:p>
     <w:tbl>
       <w:tblPr>
@@ -5345,12 +6486,14 @@
       <w:pPr>
         <w:pStyle w:val="Kop2"/>
       </w:pPr>
+      <w:bookmarkStart w:id="6" w:name="_Toc231987958"/>
       <w:r>
         <w:rPr>
           <w:rFonts w:hint="eastAsia"/>
         </w:rPr>
         <w:t>3.2 Gebruikers registreren</w:t>
       </w:r>
+      <w:bookmarkEnd w:id="6"/>
     </w:p>
     <w:tbl>
       <w:tblPr>
@@ -5918,6 +7061,7 @@
       <w:pPr>
         <w:pStyle w:val="Kop1"/>
       </w:pPr>
+      <w:bookmarkStart w:id="7" w:name="_Toc231987959"/>
       <w:r>
         <w:rPr>
           <w:rFonts w:hint="eastAsia"/>
@@ -5934,18 +7078,21 @@
         </w:rPr>
         <w:t xml:space="preserve"> prospectbeheer</w:t>
       </w:r>
+      <w:bookmarkEnd w:id="7"/>
     </w:p>
     <w:p/>
     <w:p>
       <w:pPr>
         <w:pStyle w:val="Kop2"/>
       </w:pPr>
+      <w:bookmarkStart w:id="8" w:name="_Toc231987960"/>
       <w:r>
         <w:rPr>
           <w:rFonts w:hint="eastAsia"/>
         </w:rPr>
         <w:t>4.1 Aanmaken</w:t>
       </w:r>
+      <w:bookmarkEnd w:id="8"/>
     </w:p>
     <w:tbl>
       <w:tblPr>
@@ -6503,12 +7650,14 @@
       <w:pPr>
         <w:pStyle w:val="Kop2"/>
       </w:pPr>
+      <w:bookmarkStart w:id="9" w:name="_Toc231987961"/>
       <w:r>
         <w:rPr>
           <w:rFonts w:hint="eastAsia"/>
         </w:rPr>
         <w:t>4.2 Bewerken &amp; Verwijderen</w:t>
       </w:r>
+      <w:bookmarkEnd w:id="9"/>
     </w:p>
     <w:tbl>
       <w:tblPr>
@@ -7066,12 +8215,14 @@
       <w:pPr>
         <w:pStyle w:val="Kop2"/>
       </w:pPr>
+      <w:bookmarkStart w:id="10" w:name="_Toc231987962"/>
       <w:r>
         <w:rPr>
           <w:rFonts w:hint="eastAsia"/>
         </w:rPr>
         <w:t>4.3 Rijbewijsinstellingen</w:t>
       </w:r>
+      <w:bookmarkEnd w:id="10"/>
     </w:p>
     <w:tbl>
       <w:tblPr>
@@ -7451,6 +8602,7 @@
       <w:pPr>
         <w:pStyle w:val="Kop1"/>
       </w:pPr>
+      <w:bookmarkStart w:id="11" w:name="_Toc231987963"/>
       <w:r>
         <w:rPr>
           <w:rFonts w:hint="eastAsia"/>
@@ -7467,18 +8619,21 @@
         </w:rPr>
         <w:t xml:space="preserve"> Proefritten</w:t>
       </w:r>
+      <w:bookmarkEnd w:id="11"/>
     </w:p>
     <w:p/>
     <w:p>
       <w:pPr>
         <w:pStyle w:val="Kop2"/>
       </w:pPr>
+      <w:bookmarkStart w:id="12" w:name="_Toc231987964"/>
       <w:r>
         <w:rPr>
           <w:rFonts w:hint="eastAsia"/>
         </w:rPr>
         <w:t>5.1 Aanmaken</w:t>
       </w:r>
+      <w:bookmarkEnd w:id="12"/>
     </w:p>
     <w:tbl>
       <w:tblPr>
@@ -7859,12 +9014,14 @@
       <w:pPr>
         <w:pStyle w:val="Kop2"/>
       </w:pPr>
+      <w:bookmarkStart w:id="13" w:name="_Toc231987965"/>
       <w:r>
         <w:rPr>
           <w:rFonts w:hint="eastAsia"/>
         </w:rPr>
         <w:t>5.2 Statusbeheer</w:t>
       </w:r>
+      <w:bookmarkEnd w:id="13"/>
     </w:p>
     <w:tbl>
       <w:tblPr>
@@ -8333,12 +9490,14 @@
       <w:pPr>
         <w:pStyle w:val="Kop2"/>
       </w:pPr>
+      <w:bookmarkStart w:id="14" w:name="_Toc231987966"/>
       <w:r>
         <w:rPr>
           <w:rFonts w:hint="eastAsia"/>
         </w:rPr>
         <w:t>5.3 Bewerken &amp; Verwijderen</w:t>
       </w:r>
+      <w:bookmarkEnd w:id="14"/>
     </w:p>
     <w:tbl>
       <w:tblPr>
@@ -8728,6 +9887,7 @@
       <w:pPr>
         <w:pStyle w:val="Kop1"/>
       </w:pPr>
+      <w:bookmarkStart w:id="15" w:name="_Toc231987967"/>
       <w:r>
         <w:rPr>
           <w:rFonts w:hint="eastAsia"/>
@@ -8744,6 +9904,7 @@
         </w:rPr>
         <w:t xml:space="preserve"> Ervaringen</w:t>
       </w:r>
+      <w:bookmarkEnd w:id="15"/>
     </w:p>
     <w:tbl>
       <w:tblPr>
@@ -9478,12 +10639,14 @@
       <w:pPr>
         <w:pStyle w:val="Kop1"/>
       </w:pPr>
+      <w:bookmarkStart w:id="16" w:name="_Toc231987968"/>
       <w:r>
         <w:rPr>
           <w:rFonts w:hint="eastAsia"/>
         </w:rPr>
         <w:t>7. Statistieken &amp; Export</w:t>
       </w:r>
+      <w:bookmarkEnd w:id="16"/>
     </w:p>
     <w:tbl>
       <w:tblPr>
@@ -9836,9 +10999,6 @@
             <w:pPr>
               <w:jc w:val="left"/>
               <w:cnfStyle w:val="000000100000" w:firstRow="0" w:lastRow="0" w:firstColumn="0" w:lastColumn="0" w:oddVBand="0" w:evenVBand="0" w:oddHBand="1" w:evenHBand="0" w:firstRowFirstColumn="0" w:firstRowLastColumn="0" w:lastRowFirstColumn="0" w:lastRowLastColumn="0"/>
-              <w:rPr>
-                <w:rFonts w:hint="eastAsia"/>
-              </w:rPr>
             </w:pPr>
             <w:r>
               <w:rPr>
@@ -9935,32 +11095,21 @@
             <w:pPr>
               <w:jc w:val="left"/>
               <w:cnfStyle w:val="000000000000" w:firstRow="0" w:lastRow="0" w:firstColumn="0" w:lastColumn="0" w:oddVBand="0" w:evenVBand="0" w:oddHBand="0" w:evenHBand="0" w:firstRowFirstColumn="0" w:firstRowLastColumn="0" w:lastRowFirstColumn="0" w:lastRowLastColumn="0"/>
+            </w:pPr>
+            <w:r>
+              <w:rPr>
+                <w:sz w:val="20"/>
+                <w:szCs w:val="20"/>
+              </w:rPr>
+              <w:t>.pdf bestand wordt aangemaakt</w:t>
+            </w:r>
+            <w:r>
               <w:rPr>
                 <w:rFonts w:hint="eastAsia"/>
-              </w:rPr>
-            </w:pPr>
-            <w:r>
-              <w:rPr>
-                <w:sz w:val="20"/>
-                <w:szCs w:val="20"/>
-              </w:rPr>
-              <w:t>.pdf bestand wordt aangemaakt</w:t>
-            </w:r>
-            <w:r>
-              <w:rPr>
-                <w:rFonts w:hint="eastAsia"/>
-                <w:sz w:val="20"/>
-                <w:szCs w:val="20"/>
-              </w:rPr>
-              <w:t xml:space="preserve"> en </w:t>
-            </w:r>
-            <w:r>
-              <w:rPr>
-                <w:rFonts w:hint="eastAsia"/>
-                <w:sz w:val="20"/>
-                <w:szCs w:val="20"/>
-              </w:rPr>
-              <w:t>opgeslagen</w:t>
+                <w:sz w:val="20"/>
+                <w:szCs w:val="20"/>
+              </w:rPr>
+              <w:t xml:space="preserve"> en opgeslagen</w:t>
             </w:r>
           </w:p>
         </w:tc>
@@ -9991,6 +11140,7 @@
       <w:pPr>
         <w:pStyle w:val="Kop1"/>
       </w:pPr>
+      <w:bookmarkStart w:id="17" w:name="_Toc231987969"/>
       <w:r>
         <w:rPr>
           <w:rFonts w:hint="eastAsia"/>
@@ -9998,6 +11148,7 @@
         <w:lastRenderedPageBreak/>
         <w:t>8. Grenswaarden- en negatieve testen</w:t>
       </w:r>
+      <w:bookmarkEnd w:id="17"/>
     </w:p>
     <w:tbl>
       <w:tblPr>
@@ -10732,6 +11883,7 @@
       <w:pPr>
         <w:pStyle w:val="Kop1"/>
       </w:pPr>
+      <w:bookmarkStart w:id="18" w:name="_Toc231987970"/>
       <w:r>
         <w:rPr>
           <w:rFonts w:hint="eastAsia"/>
@@ -10747,6 +11899,7 @@
         </w:rPr>
         <w:t xml:space="preserve"> Samenvatting</w:t>
       </w:r>
+      <w:bookmarkEnd w:id="18"/>
     </w:p>
     <w:tbl>
       <w:tblPr>
@@ -11414,6 +12567,7 @@
       <w:pPr>
         <w:pStyle w:val="Kop1"/>
       </w:pPr>
+      <w:bookmarkStart w:id="19" w:name="_Toc231987971"/>
       <w:r>
         <w:rPr>
           <w:rFonts w:hint="eastAsia"/>
@@ -11421,6 +12575,7 @@
         <w:lastRenderedPageBreak/>
         <w:t>10. Goedkeuringscriteria</w:t>
       </w:r>
+      <w:bookmarkEnd w:id="19"/>
     </w:p>
     <w:p>
       <w:pPr>
@@ -11502,13 +12657,7 @@
         <w:t>Maximaal 2 lage-prioriteit bevindingen openstaan bij oplevering.</w:t>
       </w:r>
     </w:p>
-    <w:p>
-      <w:pPr>
-        <w:rPr>
-          <w:rFonts w:hint="eastAsia"/>
-        </w:rPr>
-      </w:pPr>
-    </w:p>
+    <w:p/>
     <w:sectPr>
       <w:pgSz w:w="11906" w:h="16838"/>
       <w:pgMar w:top="1440" w:right="1800" w:bottom="1440" w:left="1800" w:header="851" w:footer="992" w:gutter="0"/>
@@ -12976,6 +14125,42 @@
       <w14:ligatures w14:val="none"/>
     </w:rPr>
   </w:style>
+  <w:style w:type="paragraph" w:styleId="Inhopg1">
+    <w:name w:val="toc 1"/>
+    <w:basedOn w:val="Standaard"/>
+    <w:next w:val="Standaard"/>
+    <w:autoRedefine/>
+    <w:uiPriority w:val="39"/>
+    <w:unhideWhenUsed/>
+    <w:rsid w:val="00476281"/>
+    <w:pPr>
+      <w:spacing w:after="100"/>
+    </w:pPr>
+  </w:style>
+  <w:style w:type="paragraph" w:styleId="Inhopg2">
+    <w:name w:val="toc 2"/>
+    <w:basedOn w:val="Standaard"/>
+    <w:next w:val="Standaard"/>
+    <w:autoRedefine/>
+    <w:uiPriority w:val="39"/>
+    <w:unhideWhenUsed/>
+    <w:rsid w:val="00476281"/>
+    <w:pPr>
+      <w:spacing w:after="100"/>
+      <w:ind w:left="220"/>
+    </w:pPr>
+  </w:style>
+  <w:style w:type="character" w:styleId="Hyperlink">
+    <w:name w:val="Hyperlink"/>
+    <w:basedOn w:val="Standaardalinea-lettertype"/>
+    <w:uiPriority w:val="99"/>
+    <w:unhideWhenUsed/>
+    <w:rsid w:val="00476281"/>
+    <w:rPr>
+      <w:color w:val="467886" w:themeColor="hyperlink"/>
+      <w:u w:val="single"/>
+    </w:rPr>
+  </w:style>
 </w:styles>
 </file>
 
